--- a/word_reports/LP_0258_위치_369_Olivia Newton John_First .docx
+++ b/word_reports/LP_0258_위치_369_Olivia Newton John_First .docx
@@ -4,7 +4,7 @@
   <w:body>
     <w:p>
       <w:pPr>
-        <w:spacing w:after="280"/>
+        <w:spacing w:after="80"/>
       </w:pPr>
       <w:r>
         <w:rPr w:rFonts="맑은 고딕">
@@ -13,94 +13,47 @@
           <w:color w:val="1E3A8A"/>
           <w:sz w:val="30"/>
         </w:rPr>
-        <w:t>[369] Olivia Newton John - First Impressions</w:t>
+        <w:t>Olivia Newton John (올리비아 뉴튼 존) - First Impressions</w:t>
       </w:r>
     </w:p>
     <w:p>
       <w:pPr>
-        <w:spacing w:after="320"/>
+        <w:spacing w:after="240"/>
       </w:pPr>
       <w:r>
         <w:rPr w:rFonts="맑은 고딕">
           <w:rFonts w:ascii="맑은 고딕" w:hAnsi="맑은 고딕" w:eastAsia="맑은 고딕"/>
           <w:b/>
-          <w:sz w:val="20"/>
+          <w:color w:val="4B5563"/>
+          <w:sz w:val="22"/>
         </w:rPr>
-        <w:t>■ 위치 : 369</w:t>
-        <w:br/>
-      </w:r>
-      <w:r>
-        <w:rPr w:rFonts="맑은 고딕">
-          <w:rFonts w:ascii="맑은 고딕" w:hAnsi="맑은 고딕" w:eastAsia="맑은 고딕"/>
-          <w:b/>
-          <w:sz w:val="20"/>
-        </w:rPr>
-        <w:t>■ 아티스트 : Olivia Newton John</w:t>
-        <w:br/>
-      </w:r>
-      <w:r>
-        <w:rPr w:rFonts="맑은 고딕">
-          <w:rFonts w:ascii="맑은 고딕" w:hAnsi="맑은 고딕" w:eastAsia="맑은 고딕"/>
-          <w:b/>
-          <w:sz w:val="20"/>
-        </w:rPr>
-        <w:t>■ 앨범명 : First Impressions</w:t>
-        <w:br/>
-      </w:r>
-      <w:r>
-        <w:rPr w:rFonts="맑은 고딕">
-          <w:rFonts w:ascii="맑은 고딕" w:hAnsi="맑은 고딕" w:eastAsia="맑은 고딕"/>
-          <w:b w:val="0"/>
-          <w:sz w:val="20"/>
-        </w:rPr>
-        <w:t>■ 음반 레이블 : EMI Records</w:t>
-        <w:br/>
-      </w:r>
-      <w:r>
-        <w:rPr w:rFonts="맑은 고딕">
-          <w:rFonts w:ascii="맑은 고딕" w:hAnsi="맑은 고딕" w:eastAsia="맑은 고딕"/>
-          <w:b w:val="0"/>
-          <w:sz w:val="20"/>
-        </w:rPr>
-        <w:t>■ 발매년도 : 1974</w:t>
-        <w:br/>
-      </w:r>
-      <w:r>
-        <w:rPr w:rFonts="맑은 고딕">
-          <w:rFonts w:ascii="맑은 고딕" w:hAnsi="맑은 고딕" w:eastAsia="맑은 고딕"/>
-          <w:b w:val="0"/>
-          <w:sz w:val="20"/>
-        </w:rPr>
-        <w:t>■ 장르 : 컨트리 팝 (Country Pop), 소프트 록 (Soft Rock), 팝 (Pop)</w:t>
-        <w:br/>
-      </w:r>
-      <w:r>
-        <w:rPr w:rFonts="맑은 고딕">
-          <w:rFonts w:ascii="맑은 고딕" w:hAnsi="맑은 고딕" w:eastAsia="맑은 고딕"/>
-          <w:b w:val="0"/>
-          <w:sz w:val="20"/>
-        </w:rPr>
-        <w:t>■ 주요 수록곡 : 1. If Not for You</w:t>
-        <w:br/>
+        <w:t>위치 :  369</w:t>
       </w:r>
     </w:p>
     <w:p>
       <w:pPr>
-        <w:spacing w:after="160"/>
+        <w:spacing w:line="324" w:lineRule="auto" w:before="80" w:after="160"/>
       </w:pPr>
       <w:r>
         <w:rPr w:rFonts="맑은 고딕">
           <w:rFonts w:ascii="맑은 고딕" w:hAnsi="맑은 고딕" w:eastAsia="맑은 고딕"/>
           <w:b/>
           <w:color w:val="1F2937"/>
-          <w:sz w:val="24"/>
+          <w:sz w:val="22"/>
         </w:rPr>
-        <w:t>■ 음반 해설 및 감상 가이드</w:t>
+        <w:t xml:space="preserve">[음반 소개] </w:t>
+      </w:r>
+      <w:r>
+        <w:rPr w:rFonts="맑은 고딕">
+          <w:rFonts w:ascii="맑은 고딕" w:hAnsi="맑은 고딕" w:eastAsia="맑은 고딕"/>
+          <w:b w:val="0"/>
+          <w:sz w:val="21"/>
+        </w:rPr>
       </w:r>
     </w:p>
     <w:p>
       <w:pPr>
-        <w:spacing w:line="312" w:lineRule="auto" w:after="120"/>
+        <w:spacing w:line="324" w:lineRule="auto" w:after="120"/>
       </w:pPr>
       <w:r>
         <w:rPr w:rFonts="맑은 고딕">
@@ -108,51 +61,516 @@
           <w:b w:val="0"/>
           <w:sz w:val="21"/>
         </w:rPr>
-        <w:t>1974년 발매된 《First Impressions》는 올리비아 뉴튼 존(Olivia Newton-John)이 세계적인 팝 스타로 도약하던 초기 음악 여정을 집대성한 상징적인 베스트 편집 음반입니다. 이 앨범은 영국과 유럽, 아시아 시장을 중심으로 LP 형태로 대대적으로 선보였으며, 1970년대 초반 그녀가 구축한 청순하고 맑은 이미지와 개성적인 컨트리 팝 음악의 정수를 한데 모아 들려줍니다. 차후 《Grease》나 《Physical》로 이어지는 파격적인 변신 이전, 가장 순수하고 서정적인 올리비아 뉴튼 존의 '첫인상'을 완벽하게 담아낸 명반입니다.</w:t>
+        <w:t>티 없이 맑은 샘물처럼 순수한 음색으로 전 세계인의 마음을 적신 올리비아 뉴튼 존의 찬란한 음악적 여명의 순간을 포착한 명반입니다. 1974년 발매된 이 앨범은 포크와 컨트리, 팝의 경계를 부드럽게 유영하며 당대 최고의 서정성을 뽐내던 그녀의 초기 음악 세계를 압축해 놓은 찬란한 기록입니다. 어쿠스틱 악기들의 소박한 온기 위로 흐르는 그녀의 목소리는 한 폭의 수채화처럼 맑고 우아하며, 세월이 흘러도 변치 않는 아날로그의 고결한 미학을 오롯이 전해줍니다.</w:t>
       </w:r>
     </w:p>
     <w:p>
       <w:pPr>
-        <w:spacing w:line="312" w:lineRule="auto" w:after="120"/>
+        <w:spacing w:line="324" w:lineRule="auto" w:before="200" w:after="80"/>
       </w:pPr>
+      <w:r>
+        <w:rPr w:rFonts="맑은 고딕">
+          <w:rFonts w:ascii="맑은 고딕" w:hAnsi="맑은 고딕" w:eastAsia="맑은 고딕"/>
+          <w:b/>
+          <w:color w:val="1E3A8A"/>
+          <w:sz w:val="24"/>
+        </w:rPr>
+        <w:t>1. 음반 데이터</w:t>
+      </w:r>
+    </w:p>
+    <w:p>
+      <w:pPr>
+        <w:spacing w:line="324" w:lineRule="auto" w:after="80"/>
+      </w:pPr>
+      <w:r>
+        <w:rPr w:rFonts="맑은 고딕">
+          <w:rFonts w:ascii="맑은 고딕" w:hAnsi="맑은 고딕" w:eastAsia="맑은 고딕"/>
+          <w:b w:val="0"/>
+          <w:color w:val="6B7280"/>
+          <w:sz w:val="21"/>
+        </w:rPr>
+        <w:t xml:space="preserve">· </w:t>
+      </w:r>
+      <w:r>
+        <w:rPr w:rFonts="맑은 고딕">
+          <w:rFonts w:ascii="맑은 고딕" w:hAnsi="맑은 고딕" w:eastAsia="맑은 고딕"/>
+          <w:b/>
+          <w:color w:val="1F2937"/>
+          <w:sz w:val="21"/>
+        </w:rPr>
+        <w:t xml:space="preserve">앨범명: </w:t>
+      </w:r>
       <w:r>
         <w:rPr w:rFonts="맑은 고딕">
           <w:rFonts w:ascii="맑은 고딕" w:hAnsi="맑은 고딕" w:eastAsia="맑은 고딕"/>
           <w:b w:val="0"/>
           <w:sz w:val="21"/>
         </w:rPr>
-        <w:t>음악적으로 이 음반은 아쿠스틱 기타와 스틸 기타, 따뜻한 현악 편곡이 주를 이루는 classic 70s 소프트 록과 컨트리 팝의 완벽한 조화를 보여줍니다. 무엇보다 올리비아 뉴튼 존 특유의 맑고 청아한 음색은 서정적인 멜로디 라인을 타고 시대를 초월하는 감동을 선사합니다. 밥 딜런의 곡을 특유의 상큼한 해석으로 재창조한 "If Not for You"부터 전통 민요에 아름다운 생명력을 불어넣은 "Banks of the Ohio"에 이르기까지, 그녀의 보컬은 과장 없는 정갈함 속에서도 깊은 감성을 전달하는 독보적인 마력을 발휘합니다.</w:t>
+        <w:t>First Impressions</w:t>
       </w:r>
     </w:p>
     <w:p>
       <w:pPr>
-        <w:spacing w:line="312" w:lineRule="auto" w:after="120"/>
+        <w:spacing w:line="324" w:lineRule="auto" w:after="80"/>
       </w:pPr>
+      <w:r>
+        <w:rPr w:rFonts="맑은 고딕">
+          <w:rFonts w:ascii="맑은 고딕" w:hAnsi="맑은 고딕" w:eastAsia="맑은 고딕"/>
+          <w:b w:val="0"/>
+          <w:color w:val="6B7280"/>
+          <w:sz w:val="21"/>
+        </w:rPr>
+        <w:t xml:space="preserve">· </w:t>
+      </w:r>
+      <w:r>
+        <w:rPr w:rFonts="맑은 고딕">
+          <w:rFonts w:ascii="맑은 고딕" w:hAnsi="맑은 고딕" w:eastAsia="맑은 고딕"/>
+          <w:b/>
+          <w:color w:val="1F2937"/>
+          <w:sz w:val="21"/>
+        </w:rPr>
+        <w:t xml:space="preserve">아티스트: </w:t>
+      </w:r>
       <w:r>
         <w:rPr w:rFonts="맑은 고딕">
           <w:rFonts w:ascii="맑은 고딕" w:hAnsi="맑은 고딕" w:eastAsia="맑은 고딕"/>
           <w:b w:val="0"/>
           <w:sz w:val="21"/>
         </w:rPr>
-        <w:t>특히 음반의 하이라이트라 할 수 있는 "I Honestly Love You"는 그녀에게 그래미 어워드 '올해의 레코드'를 안겨준 거작으로, 절제된 피아노 선율 위로 흘러가는 섬세한 미성이 듣는 이의 거문고선을 자극합니다. 또한 경쾌한 컨트리 리듬이 돋보이는 "Let Me Be There"와 "If You Love Me (Let Me Know)"에서는 경쾌하면서도 풍부한 성량을 바탕으로 한 완벽한 가창 기술을 선사합니다. 존 덴버의 명곡을 리메이크한 "Take Me Home, Country Roads" 역시 그녀만의 감성으로 풀어내어 색다른 유려함을 더합니다.</w:t>
+        <w:t>Olivia Newton John (올리비아 뉴튼 존)</w:t>
       </w:r>
     </w:p>
     <w:p>
       <w:pPr>
-        <w:spacing w:line="312" w:lineRule="auto" w:after="120"/>
+        <w:spacing w:line="324" w:lineRule="auto" w:after="80"/>
       </w:pPr>
+      <w:r>
+        <w:rPr w:rFonts="맑은 고딕">
+          <w:rFonts w:ascii="맑은 고딕" w:hAnsi="맑은 고딕" w:eastAsia="맑은 고딕"/>
+          <w:b w:val="0"/>
+          <w:color w:val="6B7280"/>
+          <w:sz w:val="21"/>
+        </w:rPr>
+        <w:t xml:space="preserve">· </w:t>
+      </w:r>
+      <w:r>
+        <w:rPr w:rFonts="맑은 고딕">
+          <w:rFonts w:ascii="맑은 고딕" w:hAnsi="맑은 고딕" w:eastAsia="맑은 고딕"/>
+          <w:b/>
+          <w:color w:val="1F2937"/>
+          <w:sz w:val="21"/>
+        </w:rPr>
+        <w:t xml:space="preserve">발매 정보: </w:t>
+      </w:r>
       <w:r>
         <w:rPr w:rFonts="맑은 고딕">
           <w:rFonts w:ascii="맑은 고딕" w:hAnsi="맑은 고딕" w:eastAsia="맑은 고딕"/>
           <w:b w:val="0"/>
           <w:sz w:val="21"/>
         </w:rPr>
-        <w:t>LP 바이닐 특유의 따뜻하고 포근한 아날로그 질감은 올리비아 뉴튼 존의 맑고 고운 보컬 톤과 최상의 조화를 이룹니다. 디지털 음원에서는 느끼기 힘든 1970년대 레코딩 특유의 자연스러운 공기감과 세련된 현악 세션의 울림은 리스너에게 깊은 휴식과도 같은 시간을 제공합니다. 팝 음악사에서 가장 사랑받은 여성 디바 중 한 명인 올리비아 뉴튼 존의 순수한 음악적 뿌리를 확인하고, 70년대 초반 팝 아카이브의 정수를 느낄 수 있는 소장 가치가 매우 높은 음반입니다.</w:t>
+        <w:t>1974년 영국 EMI 레이블을 통해 발매된 앨범으로, 올리비아 뉴튼 존의 초기 명곡들과 주요 발표곡들을 한데 엮어 대중에게 그녀의 서정적 진면목을 각인시킨 역사적인 초기 결산 음반입니다.</w:t>
+      </w:r>
+    </w:p>
+    <w:p>
+      <w:pPr>
+        <w:spacing w:line="324" w:lineRule="auto" w:after="80"/>
+      </w:pPr>
+      <w:r>
+        <w:rPr w:rFonts="맑은 고딕">
+          <w:rFonts w:ascii="맑은 고딕" w:hAnsi="맑은 고딕" w:eastAsia="맑은 고딕"/>
+          <w:b w:val="0"/>
+          <w:color w:val="6B7280"/>
+          <w:sz w:val="21"/>
+        </w:rPr>
+        <w:t xml:space="preserve">· </w:t>
+      </w:r>
+      <w:r>
+        <w:rPr w:rFonts="맑은 고딕">
+          <w:rFonts w:ascii="맑은 고딕" w:hAnsi="맑은 고딕" w:eastAsia="맑은 고딕"/>
+          <w:b/>
+          <w:color w:val="1F2937"/>
+          <w:sz w:val="21"/>
+        </w:rPr>
+        <w:t xml:space="preserve">LP 인기도(판매량): </w:t>
+      </w:r>
+      <w:r>
+        <w:rPr w:rFonts="맑은 고딕">
+          <w:rFonts w:ascii="맑은 고딕" w:hAnsi="맑은 고딕" w:eastAsia="맑은 고딕"/>
+          <w:b w:val="0"/>
+          <w:sz w:val="21"/>
+        </w:rPr>
+        <w:t>영국과 호주를 비롯한 영연방 국가와 유럽 차트에서 폭넓은 사랑을 받았으며, 포크 팝 장르의 수작으로 평가받으며 오랜 세월 동안 꾸준히 판매된 스테디셀러 음반입니다.</w:t>
+      </w:r>
+    </w:p>
+    <w:p>
+      <w:pPr>
+        <w:spacing w:line="324" w:lineRule="auto" w:after="80"/>
+      </w:pPr>
+      <w:r>
+        <w:rPr w:rFonts="맑은 고딕">
+          <w:rFonts w:ascii="맑은 고딕" w:hAnsi="맑은 고딕" w:eastAsia="맑은 고딕"/>
+          <w:b w:val="0"/>
+          <w:color w:val="6B7280"/>
+          <w:sz w:val="21"/>
+        </w:rPr>
+        <w:t xml:space="preserve">· </w:t>
+      </w:r>
+      <w:r>
+        <w:rPr w:rFonts="맑은 고딕">
+          <w:rFonts w:ascii="맑은 고딕" w:hAnsi="맑은 고딕" w:eastAsia="맑은 고딕"/>
+          <w:b/>
+          <w:color w:val="1F2937"/>
+          <w:sz w:val="21"/>
+        </w:rPr>
+        <w:t xml:space="preserve">각종 수상경력: </w:t>
+      </w:r>
+      <w:r>
+        <w:rPr w:rFonts="맑은 고딕">
+          <w:rFonts w:ascii="맑은 고딕" w:hAnsi="맑은 고딕" w:eastAsia="맑은 고딕"/>
+          <w:b w:val="0"/>
+          <w:sz w:val="21"/>
+        </w:rPr>
+        <w:t>본 앨범에 수록된 대표곡 "Let Me Be There"를 통해 1974년 제16회 그래미 어워드 '최우수 여성 컨트리 보컬 퍼포먼스' 상을 수상하며, 향후 4회의 그래미 수상과 빌보드 정상을 석권하는 대형 디바로 도약하는 결정적 계기를 마련했습니다.</w:t>
+      </w:r>
+    </w:p>
+    <w:p>
+      <w:pPr>
+        <w:spacing w:line="324" w:lineRule="auto" w:before="200" w:after="80"/>
+      </w:pPr>
+      <w:r>
+        <w:rPr w:rFonts="맑은 고딕">
+          <w:rFonts w:ascii="맑은 고딕" w:hAnsi="맑은 고딕" w:eastAsia="맑은 고딕"/>
+          <w:b/>
+          <w:color w:val="1E3A8A"/>
+          <w:sz w:val="24"/>
+        </w:rPr>
+        <w:t>2. 아티스트 정보</w:t>
+      </w:r>
+    </w:p>
+    <w:p>
+      <w:pPr>
+        <w:spacing w:line="324" w:lineRule="auto" w:after="80"/>
+      </w:pPr>
+      <w:r>
+        <w:rPr w:rFonts="맑은 고딕">
+          <w:rFonts w:ascii="맑은 고딕" w:hAnsi="맑은 고딕" w:eastAsia="맑은 고딕"/>
+          <w:b w:val="0"/>
+          <w:color w:val="6B7280"/>
+          <w:sz w:val="21"/>
+        </w:rPr>
+        <w:t xml:space="preserve">· </w:t>
+      </w:r>
+      <w:r>
+        <w:rPr w:rFonts="맑은 고딕">
+          <w:rFonts w:ascii="맑은 고딕" w:hAnsi="맑은 고딕" w:eastAsia="맑은 고딕"/>
+          <w:b/>
+          <w:color w:val="1F2937"/>
+          <w:sz w:val="21"/>
+        </w:rPr>
+        <w:t xml:space="preserve">국적: </w:t>
+      </w:r>
+      <w:r>
+        <w:rPr w:rFonts="맑은 고딕">
+          <w:rFonts w:ascii="맑은 고딕" w:hAnsi="맑은 고딕" w:eastAsia="맑은 고딕"/>
+          <w:b w:val="0"/>
+          <w:sz w:val="21"/>
+        </w:rPr>
+        <w:t>영국 / 호주</w:t>
+      </w:r>
+    </w:p>
+    <w:p>
+      <w:pPr>
+        <w:spacing w:line="324" w:lineRule="auto" w:after="80"/>
+      </w:pPr>
+      <w:r>
+        <w:rPr w:rFonts="맑은 고딕">
+          <w:rFonts w:ascii="맑은 고딕" w:hAnsi="맑은 고딕" w:eastAsia="맑은 고딕"/>
+          <w:b w:val="0"/>
+          <w:color w:val="6B7280"/>
+          <w:sz w:val="21"/>
+        </w:rPr>
+        <w:t xml:space="preserve">· </w:t>
+      </w:r>
+      <w:r>
+        <w:rPr w:rFonts="맑은 고딕">
+          <w:rFonts w:ascii="맑은 고딕" w:hAnsi="맑은 고딕" w:eastAsia="맑은 고딕"/>
+          <w:b/>
+          <w:color w:val="1F2937"/>
+          <w:sz w:val="21"/>
+        </w:rPr>
+        <w:t xml:space="preserve">생몰년도: </w:t>
+      </w:r>
+      <w:r>
+        <w:rPr w:rFonts="맑은 고딕">
+          <w:rFonts w:ascii="맑은 고딕" w:hAnsi="맑은 고딕" w:eastAsia="맑은 고딕"/>
+          <w:b w:val="0"/>
+          <w:sz w:val="21"/>
+        </w:rPr>
+        <w:t>1948년 9월 26일 ~ 2022년 8월 8일</w:t>
+      </w:r>
+    </w:p>
+    <w:p>
+      <w:pPr>
+        <w:spacing w:line="324" w:lineRule="auto" w:after="80"/>
+      </w:pPr>
+      <w:r>
+        <w:rPr w:rFonts="맑은 고딕">
+          <w:rFonts w:ascii="맑은 고딕" w:hAnsi="맑은 고딕" w:eastAsia="맑은 고딕"/>
+          <w:b w:val="0"/>
+          <w:color w:val="6B7280"/>
+          <w:sz w:val="21"/>
+        </w:rPr>
+        <w:t xml:space="preserve">· </w:t>
+      </w:r>
+      <w:r>
+        <w:rPr w:rFonts="맑은 고딕">
+          <w:rFonts w:ascii="맑은 고딕" w:hAnsi="맑은 고딕" w:eastAsia="맑은 고딕"/>
+          <w:b/>
+          <w:color w:val="1F2937"/>
+          <w:sz w:val="21"/>
+        </w:rPr>
+        <w:t xml:space="preserve">그룹 소속: </w:t>
+      </w:r>
+      <w:r>
+        <w:rPr w:rFonts="맑은 고딕">
+          <w:rFonts w:ascii="맑은 고딕" w:hAnsi="맑은 고딕" w:eastAsia="맑은 고딕"/>
+          <w:b w:val="0"/>
+          <w:sz w:val="21"/>
+        </w:rPr>
+        <w:t>솔로</w:t>
+      </w:r>
+    </w:p>
+    <w:p>
+      <w:pPr>
+        <w:spacing w:line="324" w:lineRule="auto" w:after="80"/>
+      </w:pPr>
+      <w:r>
+        <w:rPr w:rFonts="맑은 고딕">
+          <w:rFonts w:ascii="맑은 고딕" w:hAnsi="맑은 고딕" w:eastAsia="맑은 고딕"/>
+          <w:b w:val="0"/>
+          <w:color w:val="6B7280"/>
+          <w:sz w:val="21"/>
+        </w:rPr>
+        <w:t xml:space="preserve">· </w:t>
+      </w:r>
+      <w:r>
+        <w:rPr w:rFonts="맑은 고딕">
+          <w:rFonts w:ascii="맑은 고딕" w:hAnsi="맑은 고딕" w:eastAsia="맑은 고딕"/>
+          <w:b/>
+          <w:color w:val="1F2937"/>
+          <w:sz w:val="21"/>
+        </w:rPr>
+        <w:t xml:space="preserve">아티스트 소개: </w:t>
+      </w:r>
+      <w:r>
+        <w:rPr w:rFonts="맑은 고딕">
+          <w:rFonts w:ascii="맑은 고딕" w:hAnsi="맑은 고딕" w:eastAsia="맑은 고딕"/>
+          <w:b w:val="0"/>
+          <w:sz w:val="21"/>
+        </w:rPr>
+        <w:t>올리비아 뉴튼 존은 청아하고 무결한 보컬 톤과 탁월한 음악적 감수성으로 1970~80년대 팝 음악계를 평정한 20세기 최고의 팝 아이콘입니다. 순수한 포크/컨트리 싱어로 시작해 영화 &lt;그리스(Grease)&gt;의 헤로인, 그리고 시대를 앞서간 댄스/팝 스타로 변신을 거듭하며 1억 장 이상의 음반 판매고를 기록한 대중음악사의 살아있는 전설이었습니다.</w:t>
+      </w:r>
+    </w:p>
+    <w:p>
+      <w:pPr>
+        <w:spacing w:line="324" w:lineRule="auto" w:before="200" w:after="80"/>
+      </w:pPr>
+      <w:r>
+        <w:rPr w:rFonts="맑은 고딕">
+          <w:rFonts w:ascii="맑은 고딕" w:hAnsi="맑은 고딕" w:eastAsia="맑은 고딕"/>
+          <w:b/>
+          <w:color w:val="1E3A8A"/>
+          <w:sz w:val="24"/>
+        </w:rPr>
+        <w:t>3. 음반 상세 분석</w:t>
+      </w:r>
+    </w:p>
+    <w:p>
+      <w:pPr>
+        <w:spacing w:line="324" w:lineRule="auto" w:after="80"/>
+      </w:pPr>
+      <w:r>
+        <w:rPr w:rFonts="맑은 고딕">
+          <w:rFonts w:ascii="맑은 고딕" w:hAnsi="맑은 고딕" w:eastAsia="맑은 고딕"/>
+          <w:b w:val="0"/>
+          <w:color w:val="6B7280"/>
+          <w:sz w:val="21"/>
+        </w:rPr>
+        <w:t xml:space="preserve">· </w:t>
+      </w:r>
+      <w:r>
+        <w:rPr w:rFonts="맑은 고딕">
+          <w:rFonts w:ascii="맑은 고딕" w:hAnsi="맑은 고딕" w:eastAsia="맑은 고딕"/>
+          <w:b/>
+          <w:color w:val="1F2937"/>
+          <w:sz w:val="21"/>
+        </w:rPr>
+        <w:t xml:space="preserve">역사적 위치: </w:t>
+      </w:r>
+      <w:r>
+        <w:rPr w:rFonts="맑은 고딕">
+          <w:rFonts w:ascii="맑은 고딕" w:hAnsi="맑은 고딕" w:eastAsia="맑은 고딕"/>
+          <w:b w:val="0"/>
+          <w:sz w:val="21"/>
+        </w:rPr>
+        <w:t>이후 화려한 팝 스타로 만개하기 이전, 가장 유려하고 꾸밈없는 '보컬리스트 올리비아'의 순수한 음악적 기틀을 확인할 수 있는 음반입니다. 포크의 정통성과 팝의 대중적 세련미를 완벽하게 조화시킨 수작으로, 70년대 초반 영국 및 영연방 포크 팝의 정취를 대변하는 중요한 사료적 가치를 지닙니다.</w:t>
+      </w:r>
+    </w:p>
+    <w:p>
+      <w:pPr>
+        <w:spacing w:line="324" w:lineRule="auto" w:after="80"/>
+      </w:pPr>
+      <w:r>
+        <w:rPr w:rFonts="맑은 고딕">
+          <w:rFonts w:ascii="맑은 고딕" w:hAnsi="맑은 고딕" w:eastAsia="맑은 고딕"/>
+          <w:b w:val="0"/>
+          <w:color w:val="6B7280"/>
+          <w:sz w:val="21"/>
+        </w:rPr>
+        <w:t xml:space="preserve">· </w:t>
+      </w:r>
+      <w:r>
+        <w:rPr w:rFonts="맑은 고딕">
+          <w:rFonts w:ascii="맑은 고딕" w:hAnsi="맑은 고딕" w:eastAsia="맑은 고딕"/>
+          <w:b/>
+          <w:color w:val="1F2937"/>
+          <w:sz w:val="21"/>
+        </w:rPr>
+        <w:t xml:space="preserve">시대의 흔적(스토리텔링): </w:t>
+      </w:r>
+      <w:r>
+        <w:rPr w:rFonts="맑은 고딕">
+          <w:rFonts w:ascii="맑은 고딕" w:hAnsi="맑은 고딕" w:eastAsia="맑은 고딕"/>
+          <w:b w:val="0"/>
+          <w:sz w:val="21"/>
+        </w:rPr>
+        <w:t>격동의 시기였던 1960년대 후반을 지나 일상의 평온과 서정적인 위로를 갈구하던 1970년대 초반 대중에게, 올리비아 뉴튼 존의 맑고 따스한 음색은 시대의 상처를 보듬어주는 청량한 쉼터였습니다. 풋풋한 시절 청춘들의 턴테이블 위에서 낭만과 설렘의 상징으로 울려 퍼졌던 감성의 숨결이 고스란히 담겨 있습니다.</w:t>
+      </w:r>
+    </w:p>
+    <w:p>
+      <w:pPr>
+        <w:spacing w:line="324" w:lineRule="auto" w:before="200" w:after="80"/>
+      </w:pPr>
+      <w:r>
+        <w:rPr w:rFonts="맑은 고딕">
+          <w:rFonts w:ascii="맑은 고딕" w:hAnsi="맑은 고딕" w:eastAsia="맑은 고딕"/>
+          <w:b/>
+          <w:color w:val="1E3A8A"/>
+          <w:sz w:val="24"/>
+        </w:rPr>
+        <w:t>4. 주요 수록곡 및 감상 제언</w:t>
+      </w:r>
+    </w:p>
+    <w:p>
+      <w:pPr>
+        <w:spacing w:line="324" w:lineRule="auto" w:after="80"/>
+      </w:pPr>
+      <w:r>
+        <w:rPr w:rFonts="맑은 고딕">
+          <w:rFonts w:ascii="맑은 고딕" w:hAnsi="맑은 고딕" w:eastAsia="맑은 고딕"/>
+          <w:b w:val="0"/>
+          <w:color w:val="6B7280"/>
+          <w:sz w:val="21"/>
+        </w:rPr>
+        <w:t xml:space="preserve">· </w:t>
+      </w:r>
+      <w:r>
+        <w:rPr w:rFonts="맑은 고딕">
+          <w:rFonts w:ascii="맑은 고딕" w:hAnsi="맑은 고딕" w:eastAsia="맑은 고딕"/>
+          <w:b/>
+          <w:color w:val="1F2937"/>
+          <w:sz w:val="21"/>
+        </w:rPr>
+        <w:t xml:space="preserve">주요 수록곡 특징: </w:t>
+      </w:r>
+      <w:r>
+        <w:rPr w:rFonts="맑은 고딕">
+          <w:rFonts w:ascii="맑은 고딕" w:hAnsi="맑은 고딕" w:eastAsia="맑은 고딕"/>
+          <w:b w:val="0"/>
+          <w:sz w:val="21"/>
+        </w:rPr>
+        <w:t>밥 딜런의 곡을 특유의 풋풋하고 발랄한 감성으로 재해석한 "If Not for You", 전래 민요 특유의 서늘한 서사와 상반되는 투명한 보컬의 아름다움이 빛나는 "Banks of the Ohio", 경쾌한 컨트리 리듬과 탁월한 가창력이 돋보이는 그래미 수상곡 "Let Me Be There", 존 덴버의 명곡을 목가적이고 서정적으로 풀어낸 "Take Me Home, Country Roads" 등이 수록되어 있습니다.</w:t>
+      </w:r>
+    </w:p>
+    <w:p>
+      <w:pPr>
+        <w:spacing w:line="324" w:lineRule="auto" w:after="80"/>
+      </w:pPr>
+      <w:r>
+        <w:rPr w:rFonts="맑은 고딕">
+          <w:rFonts w:ascii="맑은 고딕" w:hAnsi="맑은 고딕" w:eastAsia="맑은 고딕"/>
+          <w:b w:val="0"/>
+          <w:color w:val="6B7280"/>
+          <w:sz w:val="21"/>
+        </w:rPr>
+        <w:t xml:space="preserve">· </w:t>
+      </w:r>
+      <w:r>
+        <w:rPr w:rFonts="맑은 고딕">
+          <w:rFonts w:ascii="맑은 고딕" w:hAnsi="맑은 고딕" w:eastAsia="맑은 고딕"/>
+          <w:b/>
+          <w:color w:val="1F2937"/>
+          <w:sz w:val="21"/>
+        </w:rPr>
+        <w:t xml:space="preserve">빈티지 감상 제언: </w:t>
+      </w:r>
+      <w:r>
+        <w:rPr w:rFonts="맑은 고딕">
+          <w:rFonts w:ascii="맑은 고딕" w:hAnsi="맑은 고딕" w:eastAsia="맑은 고딕"/>
+          <w:b w:val="0"/>
+          <w:sz w:val="21"/>
+        </w:rPr>
+        <w:t>턴테이블의 바늘이 소리골을 스칠 때 피어오르는 미세한 지직거림 속에서, 진공관 앰프 특유의 포근한 배음과 어우러지는 어쿠스틱 기타의 울림을 음미해 보시길 권합니다. 디지털 음원에서는 결코 느낄 수 없는 보컬의 온기와 숨결이 리스닝 룸 가득 스며드는 특별한 감동을 선사합니다.</w:t>
+      </w:r>
+    </w:p>
+    <w:p>
+      <w:pPr>
+        <w:spacing w:line="324" w:lineRule="auto" w:after="80"/>
+      </w:pPr>
+      <w:r>
+        <w:rPr w:rFonts="맑은 고딕">
+          <w:rFonts w:ascii="맑은 고딕" w:hAnsi="맑은 고딕" w:eastAsia="맑은 고딕"/>
+          <w:b w:val="0"/>
+          <w:color w:val="6B7280"/>
+          <w:sz w:val="21"/>
+        </w:rPr>
+        <w:t xml:space="preserve">· </w:t>
+      </w:r>
+      <w:r>
+        <w:rPr w:rFonts="맑은 고딕">
+          <w:rFonts w:ascii="맑은 고딕" w:hAnsi="맑은 고딕" w:eastAsia="맑은 고딕"/>
+          <w:b/>
+          <w:color w:val="1F2937"/>
+          <w:sz w:val="21"/>
+        </w:rPr>
+        <w:t xml:space="preserve">소장 가치: </w:t>
+      </w:r>
+      <w:r>
+        <w:rPr w:rFonts="맑은 고딕">
+          <w:rFonts w:ascii="맑은 고딕" w:hAnsi="맑은 고딕" w:eastAsia="맑은 고딕"/>
+          <w:b w:val="0"/>
+          <w:sz w:val="21"/>
+        </w:rPr>
+        <w:t>변색되지 않는 음악적 순수성을 간직한 앨범이자, 한 시대를 풍미한 디바의 가장 찬란했던 청춘의 음성을 소유할 수 있다는 점에서 바이닐 애호가와 올드 팝 컬렉터 모두에게 대체 불가능한 소장 가치를 지닙니다.</w:t>
+      </w:r>
+    </w:p>
+    <w:p>
+      <w:pPr>
+        <w:spacing w:line="324" w:lineRule="auto" w:after="120" w:before="160"/>
+      </w:pPr>
+      <w:r>
+        <w:rPr w:rFonts="맑은 고딕">
+          <w:rFonts w:ascii="맑은 고딕" w:hAnsi="맑은 고딕" w:eastAsia="맑은 고딕"/>
+          <w:b/>
+          <w:color w:val="4338CA"/>
+          <w:sz w:val="21"/>
+        </w:rPr>
+        <w:t>이 음반을 통해 아날로그의 그루브 속에서 영원히 피어나는 올리비아 뉴튼 존의 순백의 목소리가 전해주는 감동을 다시 한번 경험해 보시는 것은 어떨까요?</w:t>
       </w:r>
     </w:p>
     <w:sectPr>
       <w:pgSz w:w="12240" w:h="15840"/>
-      <w:pgMar w:top="1440" w:right="1440" w:bottom="1440" w:left="1440" w:header="720" w:footer="720" w:gutter="0"/>
+      <w:pgMar w:top="1152" w:right="1296" w:bottom="1152" w:left="1296" w:header="720" w:footer="720" w:gutter="0"/>
       <w:cols w:space="720"/>
       <w:docGrid w:linePitch="360"/>
     </w:sectPr>

--- a/word_reports/LP_0258_위치_369_Olivia Newton John_First .docx
+++ b/word_reports/LP_0258_위치_369_Olivia Newton John_First .docx
@@ -32,7 +32,7 @@
     </w:p>
     <w:p>
       <w:pPr>
-        <w:spacing w:line="324" w:lineRule="auto" w:before="80" w:after="160"/>
+        <w:spacing w:line="324" w:lineRule="auto" w:before="80" w:after="120"/>
       </w:pPr>
       <w:r>
         <w:rPr w:rFonts="맑은 고딕">
@@ -42,13 +42,6 @@
           <w:sz w:val="22"/>
         </w:rPr>
         <w:t xml:space="preserve">[음반 소개] </w:t>
-      </w:r>
-      <w:r>
-        <w:rPr w:rFonts="맑은 고딕">
-          <w:rFonts w:ascii="맑은 고딕" w:hAnsi="맑은 고딕" w:eastAsia="맑은 고딕"/>
-          <w:b w:val="0"/>
-          <w:sz w:val="21"/>
-        </w:rPr>
       </w:r>
     </w:p>
     <w:p>
@@ -61,7 +54,33 @@
           <w:b w:val="0"/>
           <w:sz w:val="21"/>
         </w:rPr>
-        <w:t>티 없이 맑은 샘물처럼 순수한 음색으로 전 세계인의 마음을 적신 올리비아 뉴튼 존의 찬란한 음악적 여명의 순간을 포착한 명반입니다. 1974년 발매된 이 앨범은 포크와 컨트리, 팝의 경계를 부드럽게 유영하며 당대 최고의 서정성을 뽐내던 그녀의 초기 음악 세계를 압축해 놓은 찬란한 기록입니다. 어쿠스틱 악기들의 소박한 온기 위로 흐르는 그녀의 목소리는 한 폭의 수채화처럼 맑고 우아하며, 세월이 흘러도 변치 않는 아날로그의 고결한 미학을 오롯이 전해줍니다.</w:t>
+        <w:t>1970년대 팝 음악의 지평 위에 청아하고도 온화한 서광처럼 내려앉았던 올리비아 뉴튼 존의 초기 음악 세계를 집대성한 음반, 바로 『First Impressions』입니다. 훗날 화려한 디스코와 팝 댄스의 아이콘으로 전 세계를 매료시키기 이전, 그녀가 간직하고 있던 본연의 음악적 원풍경은 들꽃의 향기와 시골길의 흙내음을 닮은 순수한 포크와 컨트리 팝이었습니다. 본 음반은 1970년대 초반, 대중의 마음을 어루만지며 잔잔한 파문을 일으켰던 그녀의 초기 걸작들을 엄선하여 하나의 완전한 서사시로 엮어낸 기념비적 작품입니다.</w:t>
+      </w:r>
+    </w:p>
+    <w:p>
+      <w:pPr>
+        <w:spacing w:line="324" w:lineRule="auto" w:after="120"/>
+      </w:pPr>
+      <w:r>
+        <w:rPr w:rFonts="맑은 고딕">
+          <w:rFonts w:ascii="맑은 고딕" w:hAnsi="맑은 고딕" w:eastAsia="맑은 고딕"/>
+          <w:b w:val="0"/>
+          <w:sz w:val="21"/>
+        </w:rPr>
+        <w:t>이 음반에 새겨진 선율들은 당대 격변하던 대중음악계의 거친 소용돌이 속에서 하나의 평온한 피난처가 되어 주었습니다. 밥 딜런과 존 덴버 등 당대 거장들의 명곡을 특유의 은유적이고 맑은 음색으로 재해석해낸 그녀의 시도는, 원곡의 깊이에 티 없이 맑은 서정성을 덧입히며 독창적인 예술적 지평을 열어젖혔습니다. 소박한 어쿠스틱 기타와 유려한 페달 스틸, 그리고 현악 앙상블 사이를 유영하는 올리비아의 목소리는 인위적인 기교를 배제한 채 오직 진실한 정서적 교감만을 전달하고자 했던 그녀의 예술적 지조를 여실히 보여줍니다.</w:t>
+      </w:r>
+    </w:p>
+    <w:p>
+      <w:pPr>
+        <w:spacing w:line="324" w:lineRule="auto" w:after="120"/>
+      </w:pPr>
+      <w:r>
+        <w:rPr w:rFonts="맑은 고딕">
+          <w:rFonts w:ascii="맑은 고딕" w:hAnsi="맑은 고딕" w:eastAsia="맑은 고딕"/>
+          <w:b w:val="0"/>
+          <w:sz w:val="21"/>
+        </w:rPr>
+        <w:t>반세기에 가까운 세월의 강을 건너온 오늘날에도 이 음반이 각별한 울림을 지니는 이유는, 유한한 시절의 순수함이 진공관 너머의 온기처럼 고스란히 박제되어 있기 때문입니다. 바이닐 그루브를 따라 바늘이 흐를 때 피어오르는 청초한 보컬은, 디지털 음원이 결코 흉내 낼 수 없는 아날로그적 노스탤지어의 정수를 뿜어냅니다. 『First Impressions』는 단순한 히트곡의 모음집을 넘어, 찬란했던 한 시절의 온기와 인간적인 서정을 영원히 간직한 채 리스너들의 마음에 잔잔한 위무를 건네는 불멸의 명반입니다.</w:t>
       </w:r>
     </w:p>
     <w:p>
@@ -168,7 +187,7 @@
           <w:b w:val="0"/>
           <w:sz w:val="21"/>
         </w:rPr>
-        <w:t>1974년 영국 EMI 레이블을 통해 발매된 앨범으로, 올리비아 뉴튼 존의 초기 명곡들과 주요 발표곡들을 한데 엮어 대중에게 그녀의 서정적 진면목을 각인시킨 역사적인 초기 결산 음반입니다.</w:t>
+        <w:t>1974년 영국 EMI 레이블을 통해 발매된 초기 명곡 모음집이자 글로벌 음악 시장에 그녀의 독보적인 서정적 존재감을 각인시킨 스페셜 정규 성격의 음반</w:t>
       </w:r>
     </w:p>
     <w:p>
@@ -199,7 +218,7 @@
           <w:b w:val="0"/>
           <w:sz w:val="21"/>
         </w:rPr>
-        <w:t>영국과 호주를 비롯한 영연방 국가와 유럽 차트에서 폭넓은 사랑을 받았으며, 포크 팝 장르의 수작으로 평가받으며 오랜 세월 동안 꾸준히 판매된 스테디셀러 음반입니다.</w:t>
+        <w:t>발매 직후 영국 및 영연방 차트와 유럽 전역에서 커다란 사랑을 받았으며, 초기 히트 싱글들의 호조에 힘입어 꾸준히 스테디셀러를 기록함</w:t>
       </w:r>
     </w:p>
     <w:p>
@@ -230,7 +249,7 @@
           <w:b w:val="0"/>
           <w:sz w:val="21"/>
         </w:rPr>
-        <w:t>본 앨범에 수록된 대표곡 "Let Me Be There"를 통해 1974년 제16회 그래미 어워드 '최우수 여성 컨트리 보컬 퍼포먼스' 상을 수상하며, 향후 4회의 그래미 수상과 빌보드 정상을 석권하는 대형 디바로 도약하는 결정적 계기를 마련했습니다.</w:t>
+        <w:t>1973년 그래미 어워드 '최우수 여성 컨트리 보컬 퍼포먼스' 수상에 이어, 향후 통산 4회의 그래미 어워드 수상과 아메리칸 뮤직 어워즈 다수 수상으로 이어지는 화려한 커리어의 기틀을 확립한 시기의 명연 수록</w:t>
       </w:r>
     </w:p>
     <w:p>
@@ -337,7 +356,7 @@
           <w:b w:val="0"/>
           <w:sz w:val="21"/>
         </w:rPr>
-        <w:t>솔로</w:t>
+        <w:t>솔로 (Solo)</w:t>
       </w:r>
     </w:p>
     <w:p>
@@ -368,7 +387,7 @@
           <w:b w:val="0"/>
           <w:sz w:val="21"/>
         </w:rPr>
-        <w:t>올리비아 뉴튼 존은 청아하고 무결한 보컬 톤과 탁월한 음악적 감수성으로 1970~80년대 팝 음악계를 평정한 20세기 최고의 팝 아이콘입니다. 순수한 포크/컨트리 싱어로 시작해 영화 &lt;그리스(Grease)&gt;의 헤로인, 그리고 시대를 앞서간 댄스/팝 스타로 변신을 거듭하며 1억 장 이상의 음반 판매고를 기록한 대중음악사의 살아있는 전설이었습니다.</w:t>
+        <w:t>티 없이 맑고 청아한 크리스털 보이스와 탁월한 곡 해석력으로 1970~80년대 세계 팝 음악계를 호령한 전설적인 팝 디바입니다. 포크와 컨트리, 팝, 디스코를 자유롭게 넘나들며 대중성과 예술성을 완벽히 조화시켰으며, 시대를 초월하여 가장 우아하고 사랑받는 아티스트로 기억되고 있습니다.</w:t>
       </w:r>
     </w:p>
     <w:p>
@@ -413,7 +432,7 @@
           <w:b w:val="0"/>
           <w:sz w:val="21"/>
         </w:rPr>
-        <w:t>이후 화려한 팝 스타로 만개하기 이전, 가장 유려하고 꾸밈없는 '보컬리스트 올리비아'의 순수한 음악적 기틀을 확인할 수 있는 음반입니다. 포크의 정통성과 팝의 대중적 세련미를 완벽하게 조화시킨 수작으로, 70년대 초반 영국 및 영연방 포크 팝의 정취를 대변하는 중요한 사료적 가치를 지닙니다.</w:t>
+        <w:t>포크와 컨트리가 지닌 투박한 미덕을 가장 세련되고 청초한 팝의 언어로 승화시킨 1970년대 초반 사운드의 정점입니다. 훗날 세계적인 슈퍼스타로 도약하기 이전, 올리비아 뉴튼 존이 구축한 순수주의 음악 세계의 완성을 보여주는 역사적 분기점이라 할 수 있습니다.</w:t>
       </w:r>
     </w:p>
     <w:p>
@@ -444,7 +463,7 @@
           <w:b w:val="0"/>
           <w:sz w:val="21"/>
         </w:rPr>
-        <w:t>격동의 시기였던 1960년대 후반을 지나 일상의 평온과 서정적인 위로를 갈구하던 1970년대 초반 대중에게, 올리비아 뉴튼 존의 맑고 따스한 음색은 시대의 상처를 보듬어주는 청량한 쉼터였습니다. 풋풋한 시절 청춘들의 턴테이블 위에서 낭만과 설렘의 상징으로 울려 퍼졌던 감성의 숨결이 고스란히 담겨 있습니다.</w:t>
+        <w:t>1970년대 초반, 격동의 사회적 분위기 속에서 대중이 갈망하던 평화와 목가적인 서정을 완벽히 대변합니다. 청바지와 통기타, 자연으로의 회귀를 노래하던 당대 청춘들의 낭만적인 공기와 서정적 감수성이 오롯이 녹아들어 있습니다.</w:t>
       </w:r>
     </w:p>
     <w:p>
@@ -489,7 +508,7 @@
           <w:b w:val="0"/>
           <w:sz w:val="21"/>
         </w:rPr>
-        <w:t>밥 딜런의 곡을 특유의 풋풋하고 발랄한 감성으로 재해석한 "If Not for You", 전래 민요 특유의 서늘한 서사와 상반되는 투명한 보컬의 아름다움이 빛나는 "Banks of the Ohio", 경쾌한 컨트리 리듬과 탁월한 가창력이 돋보이는 그래미 수상곡 "Let Me Be There", 존 덴버의 명곡을 목가적이고 서정적으로 풀어낸 "Take Me Home, Country Roads" 등이 수록되어 있습니다.</w:t>
+        <w:t>밥 딜런의 원곡을 특유의 산뜻하고 청량한 템포로 재탄생시킨 "If Not for You", 미국 전통 민요의 비장미를 애절하고도 맑은 슬픔으로 길어 올린 "Banks of the Ohio", 존 덴버의 명곡을 따스한 전원의 정취로 품어낸 "Take Me Home, Country Roads" 등이 수록되어 듣는 이에게 깊은 서정적 감동을 선사합니다.</w:t>
       </w:r>
     </w:p>
     <w:p>
@@ -520,7 +539,7 @@
           <w:b w:val="0"/>
           <w:sz w:val="21"/>
         </w:rPr>
-        <w:t>턴테이블의 바늘이 소리골을 스칠 때 피어오르는 미세한 지직거림 속에서, 진공관 앰프 특유의 포근한 배음과 어우러지는 어쿠스틱 기타의 울림을 음미해 보시길 권합니다. 디지털 음원에서는 결코 느낄 수 없는 보컬의 온기와 숨결이 리스닝 룸 가득 스며드는 특별한 감동을 선사합니다.</w:t>
+        <w:t>질 좋은 진공관 앰프와 묵직한 톤암을 갖춘 턴테이블로 감상할 때 그 진가가 더욱 빛납니다. 올리비아의 섬세한 숨소리와 맑은 비브라토, 어쿠스틱 기타 줄이 튕겨 나갈 때의 잔향이 아날로그 특유의 두터운 공간감과 어우러져 깊은 여운을 남깁니다.</w:t>
       </w:r>
     </w:p>
     <w:p>
@@ -551,7 +570,7 @@
           <w:b w:val="0"/>
           <w:sz w:val="21"/>
         </w:rPr>
-        <w:t>변색되지 않는 음악적 순수성을 간직한 앨범이자, 한 시대를 풍미한 디바의 가장 찬란했던 청춘의 음성을 소유할 수 있다는 점에서 바이닐 애호가와 올드 팝 컬렉터 모두에게 대체 불가능한 소장 가치를 지닙니다.</w:t>
+        <w:t>화려한 팝 스타로 변신하기 전, 가장 순수하고 청명했던 올리비아 뉴튼 존의 황금기 보컬을 오리지널 바이닐의 결로 온전히 품고 있다는 점에서 포크 팝 애호가 및 LP 컬렉터라면 반드시 소장해야 할 명반입니다.</w:t>
       </w:r>
     </w:p>
     <w:p>
@@ -565,7 +584,7 @@
           <w:color w:val="4338CA"/>
           <w:sz w:val="21"/>
         </w:rPr>
-        <w:t>이 음반을 통해 아날로그의 그루브 속에서 영원히 피어나는 올리비아 뉴튼 존의 순백의 목소리가 전해주는 감동을 다시 한번 경험해 보시는 것은 어떨까요?</w:t>
+        <w:t>이 음반을 통해 아날로그 바이닐의 따스한 숨결과 올리비아 뉴튼 존의 청아한 목소리가 전해주는 감동을 다시 한번 경험해 보시는 것은 어떨까요?</w:t>
       </w:r>
     </w:p>
     <w:sectPr>
